--- a/exports/karneler/245_TUNA_KOC_Karne.docx
+++ b/exports/karneler/245_TUNA_KOC_Karne.docx
@@ -27,7 +27,7 @@
           <w:color w:val="646464"/>
           <w:sz w:val="17"/>
         </w:rPr>
-        <w:t>Deneme Sınavı: 2026-2027  PARAF LGS 1 | Kurumsal Başarı ve Takip Sistemi</w:t>
+        <w:t>Deneme Sınavı: PARAF LGS 1 | Kurumsal Başarı ve Takip Sistemi</w:t>
       </w:r>
     </w:p>
     <w:tbl>
@@ -1732,6 +1732,32 @@
               <w:t>Fen Bilimleri netin: 11.33 (13 Doğru, 5 Yanlış, 2 Boş). Sağlam bir altyapın var ancak 5 yanlış netini aşağı çekmiş. Özellikle 'Mevsimlerin Oluşumu' konusundaki (%64) 21 Haziran/21 Aralık gün dönümleri ve birim alana düşen enerji miktarı şemalarını 3D simülasyonla tekrar etmelisin. 'İklim ve Hava Hareketleri' konusunda (%67) yüksek basınçtan alçak basınca yatay hava akımı (rüzgar) ilişkisini netleştirmelisin. Deney sorularında bağımsız değişkeni kenara yaz; haftalık 45 fen sorusu çöz.</w:t>
             </w:r>
           </w:p>
+          <w:p>
+            <w:pPr>
+              <w:spacing w:after="20"/>
+            </w:pPr>
+            <w:r>
+              <w:rPr>
+                <w:b/>
+                <w:color w:val="C0392B"/>
+                <w:sz w:val="15"/>
+              </w:rPr>
+              <w:t xml:space="preserve">📺 Önerilen YouTube Desteği (Orta Seviye): </w:t>
+            </w:r>
+            <w:r>
+              <w:rPr>
+                <w:b/>
+                <w:sz w:val="15"/>
+              </w:rPr>
+              <w:t xml:space="preserve">Kanal: Mehmet Hoca ile Fen | </w:t>
+            </w:r>
+            <w:r>
+              <w:rPr>
+                <w:sz w:val="15"/>
+              </w:rPr>
+              <w:t>Odak: Kazanım Pekiştirme &amp; Deney Analizi. Taktik: Deney sorularındaki bağımsız/bağımlı/kontrol değişkeni çözüm adımlarını birebir uygula.</w:t>
+            </w:r>
+          </w:p>
         </w:tc>
       </w:tr>
     </w:tbl>
@@ -1858,6 +1884,32 @@
                 <w:sz w:val="15"/>
               </w:rPr>
               <w:t>Matematik netin: 7.33 (9 Doğru, 5 Yanlış, 6 Boş). Temel matematik altyapın oluşmuş ancak 5 yanlış ve 6 boş puanını sınırlamış. Kritik açıkların olan [Çarpanlar ve Katlar / Asal Çarpanlar (%75), EBOB-EKOK Problemleri (%29), Üslü İfadeler Temel Kuralları (%25), Aralarında Asal Sayılar (%33)] konularında 'Verilenleri Yaz -&gt; Şemayı Çiz -&gt; Matematiksel Modeli Kur' 3 adımlı protokolünü uygula. Günde en az 20 adet yeni nesil soru çözerek işlem hızını artır.</w:t>
+            </w:r>
+          </w:p>
+          <w:p>
+            <w:pPr>
+              <w:spacing w:after="20"/>
+            </w:pPr>
+            <w:r>
+              <w:rPr>
+                <w:b/>
+                <w:color w:val="C0392B"/>
+                <w:sz w:val="15"/>
+              </w:rPr>
+              <w:t xml:space="preserve">📺 Önerilen YouTube Desteği (Temel Seviye): </w:t>
+            </w:r>
+            <w:r>
+              <w:rPr>
+                <w:b/>
+                <w:sz w:val="15"/>
+              </w:rPr>
+              <w:t xml:space="preserve">Kanal: Partikül Matematik | </w:t>
+            </w:r>
+            <w:r>
+              <w:rPr>
+                <w:sz w:val="15"/>
+              </w:rPr>
+              <w:t>Odak: Temel Kavramlar &amp; Adım Adım Konu Anlatımı. Taktik: Videoyu durdurarak hocayla birlikte işlem yap; temel soru tiplerini not alıp kavrama testlerine geç.</w:t>
             </w:r>
           </w:p>
         </w:tc>
@@ -2007,6 +2059,32 @@
               <w:t>Türkçe branş netin: 9.67 (12 Doğru, 7 Yanlış, 1 Boş). Türkçe branşında 7 yanlış ciddi bir net kaybına yol açmış (9.67 Net). Acilen sıfır çektiğin [Öznel ve Nesnel Anlatımlı Cümleler, FİİLİMSİLER, Sebep-Sonuç, Amaç-Sonuç Cümleleri] konularını konu fasikülünden çalış. Paragrafı kendi yorumunla değil metindeki kanıtla çöz; günde 20 paragraf + 10 dil bilgisi çöz.</w:t>
             </w:r>
           </w:p>
+          <w:p>
+            <w:pPr>
+              <w:spacing w:after="20"/>
+            </w:pPr>
+            <w:r>
+              <w:rPr>
+                <w:b/>
+                <w:color w:val="C0392B"/>
+                <w:sz w:val="15"/>
+              </w:rPr>
+              <w:t xml:space="preserve">📺 Önerilen YouTube Desteği (Orta Seviye): </w:t>
+            </w:r>
+            <w:r>
+              <w:rPr>
+                <w:b/>
+                <w:sz w:val="15"/>
+              </w:rPr>
+              <w:t xml:space="preserve">Kanal: Hız Yayınları - Ebubekir Hoca | </w:t>
+            </w:r>
+            <w:r>
+              <w:rPr>
+                <w:sz w:val="15"/>
+              </w:rPr>
+              <w:t>Odak: Paragraf Taktikleri &amp; Çeldirici Eleme. Taktik: Paragraf sorularında hocanın anahtar kelimeleri ve metin kanıtlarını nasıl çizdiğine dikkat et.</w:t>
+            </w:r>
+          </w:p>
         </w:tc>
       </w:tr>
     </w:tbl>
@@ -2133,6 +2211,32 @@
                 <w:sz w:val="15"/>
               </w:rPr>
               <w:t>İnkılap Tarihi netin: 7.67 (8 Doğru, 1 Yanlış, 1 Boş). Hedeflenen seviyenin altında kalındı (7.67 Net). Pekiştirilmesi gereken [Mustafa Kemal'in Öğrenim Hayatı (%67), Uyanan Avrupa ve Sarsılan Osmanlı (%67)] konularında kronoloji tablosu çıkar. Sorularda 'Yalnızca bu bilgiye göre' köklerine dikkat et; metne sadık kal. Haftalık 25 soru çöz.</w:t>
+            </w:r>
+          </w:p>
+          <w:p>
+            <w:pPr>
+              <w:spacing w:after="20"/>
+            </w:pPr>
+            <w:r>
+              <w:rPr>
+                <w:b/>
+                <w:color w:val="C0392B"/>
+                <w:sz w:val="15"/>
+              </w:rPr>
+              <w:t xml:space="preserve">📺 Önerilen YouTube Desteği (Orta Seviye): </w:t>
+            </w:r>
+            <w:r>
+              <w:rPr>
+                <w:b/>
+                <w:sz w:val="15"/>
+              </w:rPr>
+              <w:t xml:space="preserve">Kanal: Sosyal Kale | </w:t>
+            </w:r>
+            <w:r>
+              <w:rPr>
+                <w:sz w:val="15"/>
+              </w:rPr>
+              <w:t>Odak: Soru Çözüm Taktikleri &amp; Neden-Sonuç İlişkisi. Taktik: 'Yalnızca bu bilgiye göre' tarzı sorularda metin dışına çıkmama kuralını pekiştir.</w:t>
             </w:r>
           </w:p>
         </w:tc>
@@ -2282,6 +2386,32 @@
               <w:t>Din Kültürü netin: 6.33 (7 Doğru, 2 Yanlış, 1 Boş). Din Kültürü netin (6.33) potansiyelinin altında. Sıfır çektiğin [Hz. Musa (A.S.) ve Mücadelesi] konusunu mutlaka tekrar et. Kavram karmaşası yaşanan [Kader ve Kaza İnancı (%67), Kader Kavramları (Ömür, Ecel, Rızık, Tevekkül) (%67)] alanlarına odaklan. Ömür, ecel, rızık, tevekkül, cüzi/külli irade kavramlarını sözlük kartlarına yazıp ezberle. Ayet-el Kürsi ana fikrine ve yasalara çalış.</w:t>
             </w:r>
           </w:p>
+          <w:p>
+            <w:pPr>
+              <w:spacing w:after="20"/>
+            </w:pPr>
+            <w:r>
+              <w:rPr>
+                <w:b/>
+                <w:color w:val="C0392B"/>
+                <w:sz w:val="15"/>
+              </w:rPr>
+              <w:t xml:space="preserve">📺 Önerilen YouTube Desteği (Orta Seviye): </w:t>
+            </w:r>
+            <w:r>
+              <w:rPr>
+                <w:b/>
+                <w:sz w:val="15"/>
+              </w:rPr>
+              <w:t xml:space="preserve">Kanal: Cebrail Hocam | </w:t>
+            </w:r>
+            <w:r>
+              <w:rPr>
+                <w:sz w:val="15"/>
+              </w:rPr>
+              <w:t>Odak: Ayet Yorumlama &amp; MEB Örnek Soruları. Taktik: Ayet-el Kürsi ana fikri ve evrensel yasalarla ilgili soru kalıplarını videoyla paralel çöz.</w:t>
+            </w:r>
+          </w:p>
         </w:tc>
       </w:tr>
     </w:tbl>
@@ -2427,6 +2557,32 @@
                 <w:sz w:val="15"/>
               </w:rPr>
               <w:t>İngilizce branş netin: 3.33 (5 Doğru, 5 Yanlış, 0 Boş). İngilizce branşında 3.33 net ile hedefin gerisinde kalındı. Sıfır çektiğin [Davet Kartları / Mektupları (Invitation), Basit Sorular Sorma (Simple Inquiries)] soru kalıplarını tekrar et. Pekiştirilmesi gereken [Daveti Kabul &amp; Reddetme Kalıpları (%50), Kişisel Özellikler / Sıfatlar (Qualities) (%67)] kalıplarını çalış. Davet etme (Would you like...), kabul/ret ve mazeret kalıplarını ve Friendship sıfatlarını her gün 5 kelime kartıyla çalış. Rastgele işaretleme yapma.</w:t>
+            </w:r>
+          </w:p>
+          <w:p>
+            <w:pPr>
+              <w:spacing w:after="20"/>
+            </w:pPr>
+            <w:r>
+              <w:rPr>
+                <w:b/>
+                <w:color w:val="C0392B"/>
+                <w:sz w:val="15"/>
+              </w:rPr>
+              <w:t xml:space="preserve">📺 Önerilen YouTube Desteği (Temel Seviye): </w:t>
+            </w:r>
+            <w:r>
+              <w:rPr>
+                <w:b/>
+                <w:sz w:val="15"/>
+              </w:rPr>
+              <w:t xml:space="preserve">Kanal: Tonguç Akademi | </w:t>
+            </w:r>
+            <w:r>
+              <w:rPr>
+                <w:sz w:val="15"/>
+              </w:rPr>
+              <w:t>Odak: Temel Kelimeler &amp; Kalıp Cümleler. Taktik: Friendship ünitesi kelimelerini ve Türkçelerini sesli tekrar ederek kelime defterine geçir.</w:t>
             </w:r>
           </w:p>
         </w:tc>

--- a/exports/karneler/245_TUNA_KOC_Karne.docx
+++ b/exports/karneler/245_TUNA_KOC_Karne.docx
@@ -2076,7 +2076,7 @@
                 <w:b/>
                 <w:sz w:val="15"/>
               </w:rPr>
-              <w:t xml:space="preserve">Kanal: Hız Yayınları - Ebubekir Hoca | </w:t>
+              <w:t xml:space="preserve">Kanal: Hız Yayınları veya Ebubekir Hoca ile Türkçe | </w:t>
             </w:r>
             <w:r>
               <w:rPr>

--- a/exports/karneler/245_TUNA_KOC_Karne.docx
+++ b/exports/karneler/245_TUNA_KOC_Karne.docx
@@ -27,7 +27,7 @@
           <w:color w:val="646464"/>
           <w:sz w:val="17"/>
         </w:rPr>
-        <w:t>Deneme Sınavı: PARAF LGS 1 | Kurumsal Başarı ve Takip Sistemi</w:t>
+        <w:t>Deneme Sınavı: 2026-2027  NARTEST LGS 1 | Kurumsal Başarı ve Takip Sistemi</w:t>
       </w:r>
     </w:p>
     <w:tbl>
@@ -169,7 +169,7 @@
               <w:rPr>
                 <w:sz w:val="16"/>
               </w:rPr>
-              <w:t>45.66 Net / 335.30 Puan</w:t>
+              <w:t>43.99 Net / 334.21 Puan</w:t>
             </w:r>
           </w:p>
         </w:tc>
@@ -209,7 +209,7 @@
               <w:rPr>
                 <w:sz w:val="16"/>
               </w:rPr>
-              <w:t>Sınıf: 7/27 | Okul: 37/110 | TG: 6288 (Dilim: %60.72)</w:t>
+              <w:t>Sınıf: 16 / 28 | Okul: 30 / 56 | TG: 2191 (Dilim: %71.88)</w:t>
             </w:r>
           </w:p>
         </w:tc>
@@ -483,7 +483,7 @@
               <w:rPr>
                 <w:sz w:val="15"/>
               </w:rPr>
-              <w:t>12</w:t>
+              <w:t>14</w:t>
             </w:r>
           </w:p>
         </w:tc>
@@ -505,7 +505,7 @@
               <w:rPr>
                 <w:sz w:val="15"/>
               </w:rPr>
-              <w:t>7</w:t>
+              <w:t>5</w:t>
             </w:r>
           </w:p>
         </w:tc>
@@ -549,7 +549,7 @@
               <w:rPr>
                 <w:sz w:val="15"/>
               </w:rPr>
-              <w:t>9.67</w:t>
+              <w:t>12.33</w:t>
             </w:r>
           </w:p>
         </w:tc>
@@ -571,7 +571,7 @@
               <w:rPr>
                 <w:sz w:val="15"/>
               </w:rPr>
-              <w:t>%48.4</w:t>
+              <w:t>%61.7</w:t>
             </w:r>
           </w:p>
         </w:tc>
@@ -639,7 +639,29 @@
               <w:rPr>
                 <w:sz w:val="15"/>
               </w:rPr>
-              <w:t>8</w:t>
+              <w:t>4</w:t>
+            </w:r>
+          </w:p>
+        </w:tc>
+        <w:tc>
+          <w:tcPr>
+            <w:tcW w:type="dxa" w:w="1543"/>
+            <w:tcMar>
+              <w:top w:w="20" w:type="dxa"/>
+              <w:bottom w:w="20" w:type="dxa"/>
+              <w:left w:w="35" w:type="dxa"/>
+              <w:right w:w="35" w:type="dxa"/>
+            </w:tcMar>
+          </w:tcPr>
+          <w:p>
+            <w:pPr>
+              <w:jc w:val="center"/>
+            </w:pPr>
+            <w:r>
+              <w:rPr>
+                <w:sz w:val="15"/>
+              </w:rPr>
+              <w:t>5</w:t>
             </w:r>
           </w:p>
         </w:tc>
@@ -683,7 +705,7 @@
               <w:rPr>
                 <w:sz w:val="15"/>
               </w:rPr>
-              <w:t>1</w:t>
+              <w:t>2.33</w:t>
             </w:r>
           </w:p>
         </w:tc>
@@ -705,29 +727,7 @@
               <w:rPr>
                 <w:sz w:val="15"/>
               </w:rPr>
-              <w:t>7.67</w:t>
-            </w:r>
-          </w:p>
-        </w:tc>
-        <w:tc>
-          <w:tcPr>
-            <w:tcW w:type="dxa" w:w="1543"/>
-            <w:tcMar>
-              <w:top w:w="20" w:type="dxa"/>
-              <w:bottom w:w="20" w:type="dxa"/>
-              <w:left w:w="35" w:type="dxa"/>
-              <w:right w:w="35" w:type="dxa"/>
-            </w:tcMar>
-          </w:tcPr>
-          <w:p>
-            <w:pPr>
-              <w:jc w:val="center"/>
-            </w:pPr>
-            <w:r>
-              <w:rPr>
-                <w:sz w:val="15"/>
-              </w:rPr>
-              <w:t>%76.7</w:t>
+              <w:t>%23.3</w:t>
             </w:r>
           </w:p>
         </w:tc>
@@ -795,7 +795,7 @@
               <w:rPr>
                 <w:sz w:val="15"/>
               </w:rPr>
-              <w:t>7</w:t>
+              <w:t>6</w:t>
             </w:r>
           </w:p>
         </w:tc>
@@ -817,7 +817,7 @@
               <w:rPr>
                 <w:sz w:val="15"/>
               </w:rPr>
-              <w:t>2</w:t>
+              <w:t>4</w:t>
             </w:r>
           </w:p>
         </w:tc>
@@ -839,7 +839,7 @@
               <w:rPr>
                 <w:sz w:val="15"/>
               </w:rPr>
-              <w:t>1</w:t>
+              <w:t>0</w:t>
             </w:r>
           </w:p>
         </w:tc>
@@ -861,7 +861,7 @@
               <w:rPr>
                 <w:sz w:val="15"/>
               </w:rPr>
-              <w:t>6.33</w:t>
+              <w:t>4.67</w:t>
             </w:r>
           </w:p>
         </w:tc>
@@ -883,7 +883,7 @@
               <w:rPr>
                 <w:sz w:val="15"/>
               </w:rPr>
-              <w:t>%63.3</w:t>
+              <w:t>%46.7</w:t>
             </w:r>
           </w:p>
         </w:tc>
@@ -951,7 +951,7 @@
               <w:rPr>
                 <w:sz w:val="15"/>
               </w:rPr>
-              <w:t>5</w:t>
+              <w:t>8</w:t>
             </w:r>
           </w:p>
         </w:tc>
@@ -973,7 +973,7 @@
               <w:rPr>
                 <w:sz w:val="15"/>
               </w:rPr>
-              <w:t>5</w:t>
+              <w:t>2</w:t>
             </w:r>
           </w:p>
         </w:tc>
@@ -1017,7 +1017,7 @@
               <w:rPr>
                 <w:sz w:val="15"/>
               </w:rPr>
-              <w:t>3.33</w:t>
+              <w:t>7.33</w:t>
             </w:r>
           </w:p>
         </w:tc>
@@ -1039,7 +1039,7 @@
               <w:rPr>
                 <w:sz w:val="15"/>
               </w:rPr>
-              <w:t>%33.3</w:t>
+              <w:t>%73.3</w:t>
             </w:r>
           </w:p>
         </w:tc>
@@ -1107,7 +1107,7 @@
               <w:rPr>
                 <w:sz w:val="15"/>
               </w:rPr>
-              <w:t>9</w:t>
+              <w:t>8</w:t>
             </w:r>
           </w:p>
         </w:tc>
@@ -1129,7 +1129,7 @@
               <w:rPr>
                 <w:sz w:val="15"/>
               </w:rPr>
-              <w:t>5</w:t>
+              <w:t>8</w:t>
             </w:r>
           </w:p>
         </w:tc>
@@ -1151,7 +1151,7 @@
               <w:rPr>
                 <w:sz w:val="15"/>
               </w:rPr>
-              <w:t>6</w:t>
+              <w:t>4</w:t>
             </w:r>
           </w:p>
         </w:tc>
@@ -1173,7 +1173,7 @@
               <w:rPr>
                 <w:sz w:val="15"/>
               </w:rPr>
-              <w:t>7.33</w:t>
+              <w:t>5.33</w:t>
             </w:r>
           </w:p>
         </w:tc>
@@ -1195,7 +1195,7 @@
               <w:rPr>
                 <w:sz w:val="15"/>
               </w:rPr>
-              <w:t>%36.6</w:t>
+              <w:t>%26.7</w:t>
             </w:r>
           </w:p>
         </w:tc>
@@ -1263,7 +1263,7 @@
               <w:rPr>
                 <w:sz w:val="15"/>
               </w:rPr>
-              <w:t>13</w:t>
+              <w:t>14</w:t>
             </w:r>
           </w:p>
         </w:tc>
@@ -1285,7 +1285,7 @@
               <w:rPr>
                 <w:sz w:val="15"/>
               </w:rPr>
-              <w:t>5</w:t>
+              <w:t>6</w:t>
             </w:r>
           </w:p>
         </w:tc>
@@ -1307,7 +1307,7 @@
               <w:rPr>
                 <w:sz w:val="15"/>
               </w:rPr>
-              <w:t>2</w:t>
+              <w:t>0</w:t>
             </w:r>
           </w:p>
         </w:tc>
@@ -1329,7 +1329,7 @@
               <w:rPr>
                 <w:sz w:val="15"/>
               </w:rPr>
-              <w:t>11.33</w:t>
+              <w:t>12.00</w:t>
             </w:r>
           </w:p>
         </w:tc>
@@ -1351,7 +1351,7 @@
               <w:rPr>
                 <w:sz w:val="15"/>
               </w:rPr>
-              <w:t>%56.6</w:t>
+              <w:t>%60.0</w:t>
             </w:r>
           </w:p>
         </w:tc>
@@ -1449,7 +1449,7 @@
                 <w:b/>
                 <w:sz w:val="15"/>
               </w:rPr>
-              <w:t>25</w:t>
+              <w:t>30</w:t>
             </w:r>
           </w:p>
         </w:tc>
@@ -1473,7 +1473,7 @@
                 <w:b/>
                 <w:sz w:val="15"/>
               </w:rPr>
-              <w:t>11</w:t>
+              <w:t>6</w:t>
             </w:r>
           </w:p>
         </w:tc>
@@ -1497,7 +1497,7 @@
                 <w:b/>
                 <w:sz w:val="15"/>
               </w:rPr>
-              <w:t>45.66</w:t>
+              <w:t>43.99</w:t>
             </w:r>
           </w:p>
         </w:tc>
@@ -1521,7 +1521,629 @@
                 <w:b/>
                 <w:sz w:val="15"/>
               </w:rPr>
-              <w:t>%50.7</w:t>
+              <w:t>%48.9</w:t>
+            </w:r>
+          </w:p>
+        </w:tc>
+      </w:tr>
+    </w:tbl>
+    <w:p>
+      <w:pPr>
+        <w:spacing w:before="80" w:after="40"/>
+      </w:pPr>
+      <w:r>
+        <w:rPr>
+          <w:b/>
+          <w:color w:val="1F497D"/>
+          <w:sz w:val="18"/>
+        </w:rPr>
+        <w:t>1. DENEMELER ARASI GELİŞİM VE AKADEMİK DEĞİŞİM ANALİZİ (PARAF 1 ➔ NARTEST 1)</w:t>
+      </w:r>
+    </w:p>
+    <w:tbl>
+      <w:tblPr>
+        <w:tblW w:type="auto" w:w="0"/>
+        <w:jc w:val="center"/>
+        <w:tblLook w:firstColumn="1" w:firstRow="1" w:lastColumn="0" w:lastRow="0" w:noHBand="0" w:noVBand="1" w:val="04A0"/>
+        <w:tblBorders>
+          <w:top w:val="single" w:sz="4" w:space="0" w:color="B0C4DE"/>
+          <w:left w:val="single" w:sz="4" w:space="0" w:color="B0C4DE"/>
+          <w:bottom w:val="single" w:sz="4" w:space="0" w:color="B0C4DE"/>
+          <w:right w:val="single" w:sz="4" w:space="0" w:color="B0C4DE"/>
+          <w:insideH w:val="single" w:sz="4" w:space="0" w:color="B0C4DE"/>
+          <w:insideV w:val="single" w:sz="4" w:space="0" w:color="B0C4DE"/>
+        </w:tblBorders>
+      </w:tblPr>
+      <w:tblGrid>
+        <w:gridCol w:w="2160"/>
+        <w:gridCol w:w="2160"/>
+        <w:gridCol w:w="2160"/>
+        <w:gridCol w:w="2160"/>
+        <w:gridCol w:w="2160"/>
+      </w:tblGrid>
+      <w:tr>
+        <w:tc>
+          <w:tcPr>
+            <w:tcW w:type="dxa" w:w="2160"/>
+            <w:shd w:fill="1F497D"/>
+            <w:tcMar>
+              <w:top w:w="25" w:type="dxa"/>
+              <w:bottom w:w="25" w:type="dxa"/>
+              <w:left w:w="35" w:type="dxa"/>
+              <w:right w:w="35" w:type="dxa"/>
+            </w:tcMar>
+          </w:tcPr>
+          <w:p>
+            <w:pPr>
+              <w:jc w:val="left"/>
+            </w:pPr>
+            <w:r>
+              <w:rPr>
+                <w:b/>
+                <w:color w:val="FFFFFF"/>
+                <w:sz w:val="15"/>
+              </w:rPr>
+              <w:t>Değerlendirme Kriteri</w:t>
+            </w:r>
+          </w:p>
+        </w:tc>
+        <w:tc>
+          <w:tcPr>
+            <w:tcW w:type="dxa" w:w="2160"/>
+            <w:shd w:fill="1F497D"/>
+            <w:tcMar>
+              <w:top w:w="25" w:type="dxa"/>
+              <w:bottom w:w="25" w:type="dxa"/>
+              <w:left w:w="35" w:type="dxa"/>
+              <w:right w:w="35" w:type="dxa"/>
+            </w:tcMar>
+          </w:tcPr>
+          <w:p>
+            <w:pPr>
+              <w:jc w:val="center"/>
+            </w:pPr>
+            <w:r>
+              <w:rPr>
+                <w:b/>
+                <w:color w:val="FFFFFF"/>
+                <w:sz w:val="15"/>
+              </w:rPr>
+              <w:t>1. Deneme (PARAF)</w:t>
+            </w:r>
+          </w:p>
+        </w:tc>
+        <w:tc>
+          <w:tcPr>
+            <w:tcW w:type="dxa" w:w="2160"/>
+            <w:shd w:fill="1F497D"/>
+            <w:tcMar>
+              <w:top w:w="25" w:type="dxa"/>
+              <w:bottom w:w="25" w:type="dxa"/>
+              <w:left w:w="35" w:type="dxa"/>
+              <w:right w:w="35" w:type="dxa"/>
+            </w:tcMar>
+          </w:tcPr>
+          <w:p>
+            <w:pPr>
+              <w:jc w:val="center"/>
+            </w:pPr>
+            <w:r>
+              <w:rPr>
+                <w:b/>
+                <w:color w:val="FFFFFF"/>
+                <w:sz w:val="15"/>
+              </w:rPr>
+              <w:t>2. Deneme (NARTEST)</w:t>
+            </w:r>
+          </w:p>
+        </w:tc>
+        <w:tc>
+          <w:tcPr>
+            <w:tcW w:type="dxa" w:w="2160"/>
+            <w:shd w:fill="1F497D"/>
+            <w:tcMar>
+              <w:top w:w="25" w:type="dxa"/>
+              <w:bottom w:w="25" w:type="dxa"/>
+              <w:left w:w="35" w:type="dxa"/>
+              <w:right w:w="35" w:type="dxa"/>
+            </w:tcMar>
+          </w:tcPr>
+          <w:p>
+            <w:pPr>
+              <w:jc w:val="center"/>
+            </w:pPr>
+            <w:r>
+              <w:rPr>
+                <w:b/>
+                <w:color w:val="FFFFFF"/>
+                <w:sz w:val="15"/>
+              </w:rPr>
+              <w:t>Sınavlar Arası Fark</w:t>
+            </w:r>
+          </w:p>
+        </w:tc>
+        <w:tc>
+          <w:tcPr>
+            <w:tcW w:type="dxa" w:w="2160"/>
+            <w:shd w:fill="1F497D"/>
+            <w:tcMar>
+              <w:top w:w="25" w:type="dxa"/>
+              <w:bottom w:w="25" w:type="dxa"/>
+              <w:left w:w="35" w:type="dxa"/>
+              <w:right w:w="35" w:type="dxa"/>
+            </w:tcMar>
+          </w:tcPr>
+          <w:p>
+            <w:pPr>
+              <w:jc w:val="center"/>
+            </w:pPr>
+            <w:r>
+              <w:rPr>
+                <w:b/>
+                <w:color w:val="FFFFFF"/>
+                <w:sz w:val="15"/>
+              </w:rPr>
+              <w:t>Gelişim Durumu</w:t>
+            </w:r>
+          </w:p>
+        </w:tc>
+      </w:tr>
+      <w:tr>
+        <w:tc>
+          <w:tcPr>
+            <w:tcW w:type="dxa" w:w="2160"/>
+            <w:tcMar>
+              <w:top w:w="20" w:type="dxa"/>
+              <w:bottom w:w="20" w:type="dxa"/>
+              <w:left w:w="35" w:type="dxa"/>
+              <w:right w:w="35" w:type="dxa"/>
+            </w:tcMar>
+            <w:shd w:fill="F0F4F8"/>
+          </w:tcPr>
+          <w:p>
+            <w:pPr>
+              <w:jc w:val="left"/>
+            </w:pPr>
+            <w:r>
+              <w:rPr>
+                <w:sz w:val="15"/>
+              </w:rPr>
+              <w:t>Toplam Net</w:t>
+            </w:r>
+          </w:p>
+        </w:tc>
+        <w:tc>
+          <w:tcPr>
+            <w:tcW w:type="dxa" w:w="2160"/>
+            <w:tcMar>
+              <w:top w:w="20" w:type="dxa"/>
+              <w:bottom w:w="20" w:type="dxa"/>
+              <w:left w:w="35" w:type="dxa"/>
+              <w:right w:w="35" w:type="dxa"/>
+            </w:tcMar>
+            <w:shd w:fill="F0F4F8"/>
+          </w:tcPr>
+          <w:p>
+            <w:pPr>
+              <w:jc w:val="center"/>
+            </w:pPr>
+            <w:r>
+              <w:rPr>
+                <w:sz w:val="15"/>
+              </w:rPr>
+              <w:t>45.66 Net</w:t>
+            </w:r>
+          </w:p>
+        </w:tc>
+        <w:tc>
+          <w:tcPr>
+            <w:tcW w:type="dxa" w:w="2160"/>
+            <w:tcMar>
+              <w:top w:w="20" w:type="dxa"/>
+              <w:bottom w:w="20" w:type="dxa"/>
+              <w:left w:w="35" w:type="dxa"/>
+              <w:right w:w="35" w:type="dxa"/>
+            </w:tcMar>
+            <w:shd w:fill="F0F4F8"/>
+          </w:tcPr>
+          <w:p>
+            <w:pPr>
+              <w:jc w:val="center"/>
+            </w:pPr>
+            <w:r>
+              <w:rPr>
+                <w:sz w:val="15"/>
+              </w:rPr>
+              <w:t>43.99 Net</w:t>
+            </w:r>
+          </w:p>
+        </w:tc>
+        <w:tc>
+          <w:tcPr>
+            <w:tcW w:type="dxa" w:w="2160"/>
+            <w:tcMar>
+              <w:top w:w="20" w:type="dxa"/>
+              <w:bottom w:w="20" w:type="dxa"/>
+              <w:left w:w="35" w:type="dxa"/>
+              <w:right w:w="35" w:type="dxa"/>
+            </w:tcMar>
+            <w:shd w:fill="FDEDEC"/>
+          </w:tcPr>
+          <w:p>
+            <w:pPr>
+              <w:jc w:val="center"/>
+            </w:pPr>
+            <w:r>
+              <w:rPr>
+                <w:b/>
+                <w:sz w:val="15"/>
+              </w:rPr>
+              <w:t>-1.67 Net</w:t>
+            </w:r>
+          </w:p>
+        </w:tc>
+        <w:tc>
+          <w:tcPr>
+            <w:tcW w:type="dxa" w:w="2160"/>
+            <w:tcMar>
+              <w:top w:w="20" w:type="dxa"/>
+              <w:bottom w:w="20" w:type="dxa"/>
+              <w:left w:w="35" w:type="dxa"/>
+              <w:right w:w="35" w:type="dxa"/>
+            </w:tcMar>
+            <w:shd w:fill="F0F4F8"/>
+          </w:tcPr>
+          <w:p>
+            <w:pPr>
+              <w:jc w:val="center"/>
+            </w:pPr>
+            <w:r>
+              <w:rPr>
+                <w:sz w:val="15"/>
+              </w:rPr>
+              <w:t>⚠️ Hafif Düşüş</w:t>
+            </w:r>
+          </w:p>
+        </w:tc>
+      </w:tr>
+      <w:tr>
+        <w:tc>
+          <w:tcPr>
+            <w:tcW w:type="dxa" w:w="2160"/>
+            <w:tcMar>
+              <w:top w:w="20" w:type="dxa"/>
+              <w:bottom w:w="20" w:type="dxa"/>
+              <w:left w:w="35" w:type="dxa"/>
+              <w:right w:w="35" w:type="dxa"/>
+            </w:tcMar>
+          </w:tcPr>
+          <w:p>
+            <w:pPr>
+              <w:jc w:val="left"/>
+            </w:pPr>
+            <w:r>
+              <w:rPr>
+                <w:sz w:val="15"/>
+              </w:rPr>
+              <w:t>LGS Puanı</w:t>
+            </w:r>
+          </w:p>
+        </w:tc>
+        <w:tc>
+          <w:tcPr>
+            <w:tcW w:type="dxa" w:w="2160"/>
+            <w:tcMar>
+              <w:top w:w="20" w:type="dxa"/>
+              <w:bottom w:w="20" w:type="dxa"/>
+              <w:left w:w="35" w:type="dxa"/>
+              <w:right w:w="35" w:type="dxa"/>
+            </w:tcMar>
+          </w:tcPr>
+          <w:p>
+            <w:pPr>
+              <w:jc w:val="center"/>
+            </w:pPr>
+            <w:r>
+              <w:rPr>
+                <w:sz w:val="15"/>
+              </w:rPr>
+              <w:t>335.30 Puan</w:t>
+            </w:r>
+          </w:p>
+        </w:tc>
+        <w:tc>
+          <w:tcPr>
+            <w:tcW w:type="dxa" w:w="2160"/>
+            <w:tcMar>
+              <w:top w:w="20" w:type="dxa"/>
+              <w:bottom w:w="20" w:type="dxa"/>
+              <w:left w:w="35" w:type="dxa"/>
+              <w:right w:w="35" w:type="dxa"/>
+            </w:tcMar>
+          </w:tcPr>
+          <w:p>
+            <w:pPr>
+              <w:jc w:val="center"/>
+            </w:pPr>
+            <w:r>
+              <w:rPr>
+                <w:sz w:val="15"/>
+              </w:rPr>
+              <w:t>334.21 Puan</w:t>
+            </w:r>
+          </w:p>
+        </w:tc>
+        <w:tc>
+          <w:tcPr>
+            <w:tcW w:type="dxa" w:w="2160"/>
+            <w:tcMar>
+              <w:top w:w="20" w:type="dxa"/>
+              <w:bottom w:w="20" w:type="dxa"/>
+              <w:left w:w="35" w:type="dxa"/>
+              <w:right w:w="35" w:type="dxa"/>
+            </w:tcMar>
+            <w:shd w:fill="FDEDEC"/>
+          </w:tcPr>
+          <w:p>
+            <w:pPr>
+              <w:jc w:val="center"/>
+            </w:pPr>
+            <w:r>
+              <w:rPr>
+                <w:b/>
+                <w:sz w:val="15"/>
+              </w:rPr>
+              <w:t>-1.09 Puan</w:t>
+            </w:r>
+          </w:p>
+        </w:tc>
+        <w:tc>
+          <w:tcPr>
+            <w:tcW w:type="dxa" w:w="2160"/>
+            <w:tcMar>
+              <w:top w:w="20" w:type="dxa"/>
+              <w:bottom w:w="20" w:type="dxa"/>
+              <w:left w:w="35" w:type="dxa"/>
+              <w:right w:w="35" w:type="dxa"/>
+            </w:tcMar>
+          </w:tcPr>
+          <w:p>
+            <w:pPr>
+              <w:jc w:val="center"/>
+            </w:pPr>
+            <w:r>
+              <w:rPr>
+                <w:sz w:val="15"/>
+              </w:rPr>
+              <w:t>Puan Kaybı</w:t>
+            </w:r>
+          </w:p>
+        </w:tc>
+      </w:tr>
+      <w:tr>
+        <w:tc>
+          <w:tcPr>
+            <w:tcW w:type="dxa" w:w="2160"/>
+            <w:tcMar>
+              <w:top w:w="20" w:type="dxa"/>
+              <w:bottom w:w="20" w:type="dxa"/>
+              <w:left w:w="35" w:type="dxa"/>
+              <w:right w:w="35" w:type="dxa"/>
+            </w:tcMar>
+          </w:tcPr>
+          <w:p>
+            <w:pPr>
+              <w:jc w:val="left"/>
+            </w:pPr>
+            <w:r>
+              <w:rPr>
+                <w:sz w:val="15"/>
+              </w:rPr>
+              <w:t>Sınıf Derecesi</w:t>
+            </w:r>
+          </w:p>
+        </w:tc>
+        <w:tc>
+          <w:tcPr>
+            <w:tcW w:type="dxa" w:w="2160"/>
+            <w:tcMar>
+              <w:top w:w="20" w:type="dxa"/>
+              <w:bottom w:w="20" w:type="dxa"/>
+              <w:left w:w="35" w:type="dxa"/>
+              <w:right w:w="35" w:type="dxa"/>
+            </w:tcMar>
+          </w:tcPr>
+          <w:p>
+            <w:pPr>
+              <w:jc w:val="center"/>
+            </w:pPr>
+            <w:r>
+              <w:rPr>
+                <w:sz w:val="15"/>
+              </w:rPr>
+              <w:t>7. Sıra / 27</w:t>
+            </w:r>
+          </w:p>
+        </w:tc>
+        <w:tc>
+          <w:tcPr>
+            <w:tcW w:type="dxa" w:w="2160"/>
+            <w:tcMar>
+              <w:top w:w="20" w:type="dxa"/>
+              <w:bottom w:w="20" w:type="dxa"/>
+              <w:left w:w="35" w:type="dxa"/>
+              <w:right w:w="35" w:type="dxa"/>
+            </w:tcMar>
+          </w:tcPr>
+          <w:p>
+            <w:pPr>
+              <w:jc w:val="center"/>
+            </w:pPr>
+            <w:r>
+              <w:rPr>
+                <w:sz w:val="15"/>
+              </w:rPr>
+              <w:t>16. Sıra / 28</w:t>
+            </w:r>
+          </w:p>
+        </w:tc>
+        <w:tc>
+          <w:tcPr>
+            <w:tcW w:type="dxa" w:w="2160"/>
+            <w:tcMar>
+              <w:top w:w="20" w:type="dxa"/>
+              <w:bottom w:w="20" w:type="dxa"/>
+              <w:left w:w="35" w:type="dxa"/>
+              <w:right w:w="35" w:type="dxa"/>
+            </w:tcMar>
+            <w:shd w:fill="FDEDEC"/>
+          </w:tcPr>
+          <w:p>
+            <w:pPr>
+              <w:jc w:val="center"/>
+            </w:pPr>
+            <w:r>
+              <w:rPr>
+                <w:b/>
+                <w:sz w:val="15"/>
+              </w:rPr>
+              <w:t>-9 Sıra Geriledi</w:t>
+            </w:r>
+          </w:p>
+        </w:tc>
+        <w:tc>
+          <w:tcPr>
+            <w:tcW w:type="dxa" w:w="2160"/>
+            <w:tcMar>
+              <w:top w:w="20" w:type="dxa"/>
+              <w:bottom w:w="20" w:type="dxa"/>
+              <w:left w:w="35" w:type="dxa"/>
+              <w:right w:w="35" w:type="dxa"/>
+            </w:tcMar>
+          </w:tcPr>
+          <w:p>
+            <w:pPr>
+              <w:jc w:val="center"/>
+            </w:pPr>
+            <w:r>
+              <w:rPr>
+                <w:sz w:val="15"/>
+              </w:rPr>
+              <w:t>Sınıf İçi Başarı</w:t>
+            </w:r>
+          </w:p>
+        </w:tc>
+      </w:tr>
+      <w:tr>
+        <w:tc>
+          <w:tcPr>
+            <w:tcW w:type="dxa" w:w="2160"/>
+            <w:tcMar>
+              <w:top w:w="20" w:type="dxa"/>
+              <w:bottom w:w="20" w:type="dxa"/>
+              <w:left w:w="35" w:type="dxa"/>
+              <w:right w:w="35" w:type="dxa"/>
+            </w:tcMar>
+          </w:tcPr>
+          <w:p>
+            <w:pPr>
+              <w:jc w:val="left"/>
+            </w:pPr>
+            <w:r>
+              <w:rPr>
+                <w:sz w:val="15"/>
+              </w:rPr>
+              <w:t>Okul Derecesi</w:t>
+            </w:r>
+          </w:p>
+        </w:tc>
+        <w:tc>
+          <w:tcPr>
+            <w:tcW w:type="dxa" w:w="2160"/>
+            <w:tcMar>
+              <w:top w:w="20" w:type="dxa"/>
+              <w:bottom w:w="20" w:type="dxa"/>
+              <w:left w:w="35" w:type="dxa"/>
+              <w:right w:w="35" w:type="dxa"/>
+            </w:tcMar>
+          </w:tcPr>
+          <w:p>
+            <w:pPr>
+              <w:jc w:val="center"/>
+            </w:pPr>
+            <w:r>
+              <w:rPr>
+                <w:sz w:val="15"/>
+              </w:rPr>
+              <w:t>37. Sıra / 110</w:t>
+            </w:r>
+          </w:p>
+        </w:tc>
+        <w:tc>
+          <w:tcPr>
+            <w:tcW w:type="dxa" w:w="2160"/>
+            <w:tcMar>
+              <w:top w:w="20" w:type="dxa"/>
+              <w:bottom w:w="20" w:type="dxa"/>
+              <w:left w:w="35" w:type="dxa"/>
+              <w:right w:w="35" w:type="dxa"/>
+            </w:tcMar>
+          </w:tcPr>
+          <w:p>
+            <w:pPr>
+              <w:jc w:val="center"/>
+            </w:pPr>
+            <w:r>
+              <w:rPr>
+                <w:sz w:val="15"/>
+              </w:rPr>
+              <w:t>30. Sıra / 56</w:t>
+            </w:r>
+          </w:p>
+        </w:tc>
+        <w:tc>
+          <w:tcPr>
+            <w:tcW w:type="dxa" w:w="2160"/>
+            <w:tcMar>
+              <w:top w:w="20" w:type="dxa"/>
+              <w:bottom w:w="20" w:type="dxa"/>
+              <w:left w:w="35" w:type="dxa"/>
+              <w:right w:w="35" w:type="dxa"/>
+            </w:tcMar>
+            <w:shd w:fill="E8F8F5"/>
+          </w:tcPr>
+          <w:p>
+            <w:pPr>
+              <w:jc w:val="center"/>
+            </w:pPr>
+            <w:r>
+              <w:rPr>
+                <w:b/>
+                <w:sz w:val="15"/>
+              </w:rPr>
+              <w:t>+7 Sıra Yükseldi</w:t>
+            </w:r>
+          </w:p>
+        </w:tc>
+        <w:tc>
+          <w:tcPr>
+            <w:tcW w:type="dxa" w:w="2160"/>
+            <w:tcMar>
+              <w:top w:w="20" w:type="dxa"/>
+              <w:bottom w:w="20" w:type="dxa"/>
+              <w:left w:w="35" w:type="dxa"/>
+              <w:right w:w="35" w:type="dxa"/>
+            </w:tcMar>
+          </w:tcPr>
+          <w:p>
+            <w:pPr>
+              <w:jc w:val="center"/>
+            </w:pPr>
+            <w:r>
+              <w:rPr>
+                <w:sz w:val="15"/>
+              </w:rPr>
+              <w:t>Okul İçi Başarı</w:t>
             </w:r>
           </w:p>
         </w:tc>
@@ -1535,9 +2157,569 @@
         <w:rPr>
           <w:b/>
           <w:color w:val="006666"/>
+          <w:sz w:val="16"/>
+        </w:rPr>
+        <w:t>Branş Bazlı Net Değişim Tablosu:</w:t>
+      </w:r>
+    </w:p>
+    <w:tbl>
+      <w:tblPr>
+        <w:tblW w:type="auto" w:w="0"/>
+        <w:jc w:val="center"/>
+        <w:tblLook w:firstColumn="1" w:firstRow="1" w:lastColumn="0" w:lastRow="0" w:noHBand="0" w:noVBand="1" w:val="04A0"/>
+        <w:tblBorders>
+          <w:top w:val="single" w:sz="4" w:space="0" w:color="B0C4DE"/>
+          <w:left w:val="single" w:sz="4" w:space="0" w:color="B0C4DE"/>
+          <w:bottom w:val="single" w:sz="4" w:space="0" w:color="B0C4DE"/>
+          <w:right w:val="single" w:sz="4" w:space="0" w:color="B0C4DE"/>
+          <w:insideH w:val="single" w:sz="4" w:space="0" w:color="B0C4DE"/>
+          <w:insideV w:val="single" w:sz="4" w:space="0" w:color="B0C4DE"/>
+        </w:tblBorders>
+      </w:tblPr>
+      <w:tblGrid>
+        <w:gridCol w:w="1543"/>
+        <w:gridCol w:w="1543"/>
+        <w:gridCol w:w="1543"/>
+        <w:gridCol w:w="1543"/>
+        <w:gridCol w:w="1543"/>
+        <w:gridCol w:w="1543"/>
+        <w:gridCol w:w="1543"/>
+      </w:tblGrid>
+      <w:tr>
+        <w:tc>
+          <w:tcPr>
+            <w:tcW w:type="dxa" w:w="1543"/>
+            <w:shd w:fill="1F497D"/>
+            <w:tcMar>
+              <w:top w:w="20" w:type="dxa"/>
+              <w:bottom w:w="20" w:type="dxa"/>
+              <w:left w:w="30" w:type="dxa"/>
+              <w:right w:w="30" w:type="dxa"/>
+            </w:tcMar>
+          </w:tcPr>
+          <w:p>
+            <w:pPr>
+              <w:jc w:val="center"/>
+            </w:pPr>
+            <w:r>
+              <w:rPr>
+                <w:b/>
+                <w:color w:val="FFFFFF"/>
+                <w:sz w:val="15"/>
+              </w:rPr>
+              <w:t>Deneme Sınavı</w:t>
+            </w:r>
+          </w:p>
+        </w:tc>
+        <w:tc>
+          <w:tcPr>
+            <w:tcW w:type="dxa" w:w="1543"/>
+            <w:shd w:fill="1F497D"/>
+            <w:tcMar>
+              <w:top w:w="20" w:type="dxa"/>
+              <w:bottom w:w="20" w:type="dxa"/>
+              <w:left w:w="30" w:type="dxa"/>
+              <w:right w:w="30" w:type="dxa"/>
+            </w:tcMar>
+          </w:tcPr>
+          <w:p>
+            <w:pPr>
+              <w:jc w:val="center"/>
+            </w:pPr>
+            <w:r>
+              <w:rPr>
+                <w:b/>
+                <w:color w:val="FFFFFF"/>
+                <w:sz w:val="15"/>
+              </w:rPr>
+              <w:t>Türkçe</w:t>
+            </w:r>
+          </w:p>
+        </w:tc>
+        <w:tc>
+          <w:tcPr>
+            <w:tcW w:type="dxa" w:w="1543"/>
+            <w:shd w:fill="1F497D"/>
+            <w:tcMar>
+              <w:top w:w="20" w:type="dxa"/>
+              <w:bottom w:w="20" w:type="dxa"/>
+              <w:left w:w="30" w:type="dxa"/>
+              <w:right w:w="30" w:type="dxa"/>
+            </w:tcMar>
+          </w:tcPr>
+          <w:p>
+            <w:pPr>
+              <w:jc w:val="center"/>
+            </w:pPr>
+            <w:r>
+              <w:rPr>
+                <w:b/>
+                <w:color w:val="FFFFFF"/>
+                <w:sz w:val="15"/>
+              </w:rPr>
+              <w:t>İnkılap</w:t>
+            </w:r>
+          </w:p>
+        </w:tc>
+        <w:tc>
+          <w:tcPr>
+            <w:tcW w:type="dxa" w:w="1543"/>
+            <w:shd w:fill="1F497D"/>
+            <w:tcMar>
+              <w:top w:w="20" w:type="dxa"/>
+              <w:bottom w:w="20" w:type="dxa"/>
+              <w:left w:w="30" w:type="dxa"/>
+              <w:right w:w="30" w:type="dxa"/>
+            </w:tcMar>
+          </w:tcPr>
+          <w:p>
+            <w:pPr>
+              <w:jc w:val="center"/>
+            </w:pPr>
+            <w:r>
+              <w:rPr>
+                <w:b/>
+                <w:color w:val="FFFFFF"/>
+                <w:sz w:val="15"/>
+              </w:rPr>
+              <w:t>Din Kül.</w:t>
+            </w:r>
+          </w:p>
+        </w:tc>
+        <w:tc>
+          <w:tcPr>
+            <w:tcW w:type="dxa" w:w="1543"/>
+            <w:shd w:fill="1F497D"/>
+            <w:tcMar>
+              <w:top w:w="20" w:type="dxa"/>
+              <w:bottom w:w="20" w:type="dxa"/>
+              <w:left w:w="30" w:type="dxa"/>
+              <w:right w:w="30" w:type="dxa"/>
+            </w:tcMar>
+          </w:tcPr>
+          <w:p>
+            <w:pPr>
+              <w:jc w:val="center"/>
+            </w:pPr>
+            <w:r>
+              <w:rPr>
+                <w:b/>
+                <w:color w:val="FFFFFF"/>
+                <w:sz w:val="15"/>
+              </w:rPr>
+              <w:t>İngilizce</w:t>
+            </w:r>
+          </w:p>
+        </w:tc>
+        <w:tc>
+          <w:tcPr>
+            <w:tcW w:type="dxa" w:w="1543"/>
+            <w:shd w:fill="1F497D"/>
+            <w:tcMar>
+              <w:top w:w="20" w:type="dxa"/>
+              <w:bottom w:w="20" w:type="dxa"/>
+              <w:left w:w="30" w:type="dxa"/>
+              <w:right w:w="30" w:type="dxa"/>
+            </w:tcMar>
+          </w:tcPr>
+          <w:p>
+            <w:pPr>
+              <w:jc w:val="center"/>
+            </w:pPr>
+            <w:r>
+              <w:rPr>
+                <w:b/>
+                <w:color w:val="FFFFFF"/>
+                <w:sz w:val="15"/>
+              </w:rPr>
+              <w:t>Matematik</w:t>
+            </w:r>
+          </w:p>
+        </w:tc>
+        <w:tc>
+          <w:tcPr>
+            <w:tcW w:type="dxa" w:w="1543"/>
+            <w:shd w:fill="1F497D"/>
+            <w:tcMar>
+              <w:top w:w="20" w:type="dxa"/>
+              <w:bottom w:w="20" w:type="dxa"/>
+              <w:left w:w="30" w:type="dxa"/>
+              <w:right w:w="30" w:type="dxa"/>
+            </w:tcMar>
+          </w:tcPr>
+          <w:p>
+            <w:pPr>
+              <w:jc w:val="center"/>
+            </w:pPr>
+            <w:r>
+              <w:rPr>
+                <w:b/>
+                <w:color w:val="FFFFFF"/>
+                <w:sz w:val="15"/>
+              </w:rPr>
+              <w:t>Fen Bil.</w:t>
+            </w:r>
+          </w:p>
+        </w:tc>
+      </w:tr>
+      <w:tr>
+        <w:tc>
+          <w:tcPr>
+            <w:tcW w:type="dxa" w:w="1543"/>
+            <w:tcMar>
+              <w:top w:w="15" w:type="dxa"/>
+              <w:bottom w:w="15" w:type="dxa"/>
+              <w:left w:w="25" w:type="dxa"/>
+              <w:right w:w="25" w:type="dxa"/>
+            </w:tcMar>
+          </w:tcPr>
+          <w:p>
+            <w:pPr>
+              <w:jc w:val="center"/>
+            </w:pPr>
+            <w:r>
+              <w:rPr>
+                <w:sz w:val="15"/>
+              </w:rPr>
+              <w:t>1. PARAF LGS 1</w:t>
+            </w:r>
+          </w:p>
+        </w:tc>
+        <w:tc>
+          <w:tcPr>
+            <w:tcW w:type="dxa" w:w="1543"/>
+            <w:tcMar>
+              <w:top w:w="15" w:type="dxa"/>
+              <w:bottom w:w="15" w:type="dxa"/>
+              <w:left w:w="25" w:type="dxa"/>
+              <w:right w:w="25" w:type="dxa"/>
+            </w:tcMar>
+          </w:tcPr>
+          <w:p>
+            <w:pPr>
+              <w:jc w:val="center"/>
+            </w:pPr>
+            <w:r>
+              <w:rPr>
+                <w:sz w:val="15"/>
+              </w:rPr>
+              <w:t>9.67</w:t>
+            </w:r>
+          </w:p>
+        </w:tc>
+        <w:tc>
+          <w:tcPr>
+            <w:tcW w:type="dxa" w:w="1543"/>
+            <w:tcMar>
+              <w:top w:w="15" w:type="dxa"/>
+              <w:bottom w:w="15" w:type="dxa"/>
+              <w:left w:w="25" w:type="dxa"/>
+              <w:right w:w="25" w:type="dxa"/>
+            </w:tcMar>
+          </w:tcPr>
+          <w:p>
+            <w:pPr>
+              <w:jc w:val="center"/>
+            </w:pPr>
+            <w:r>
+              <w:rPr>
+                <w:sz w:val="15"/>
+              </w:rPr>
+              <w:t>7.67</w:t>
+            </w:r>
+          </w:p>
+        </w:tc>
+        <w:tc>
+          <w:tcPr>
+            <w:tcW w:type="dxa" w:w="1543"/>
+            <w:tcMar>
+              <w:top w:w="15" w:type="dxa"/>
+              <w:bottom w:w="15" w:type="dxa"/>
+              <w:left w:w="25" w:type="dxa"/>
+              <w:right w:w="25" w:type="dxa"/>
+            </w:tcMar>
+          </w:tcPr>
+          <w:p>
+            <w:pPr>
+              <w:jc w:val="center"/>
+            </w:pPr>
+            <w:r>
+              <w:rPr>
+                <w:sz w:val="15"/>
+              </w:rPr>
+              <w:t>6.33</w:t>
+            </w:r>
+          </w:p>
+        </w:tc>
+        <w:tc>
+          <w:tcPr>
+            <w:tcW w:type="dxa" w:w="1543"/>
+            <w:tcMar>
+              <w:top w:w="15" w:type="dxa"/>
+              <w:bottom w:w="15" w:type="dxa"/>
+              <w:left w:w="25" w:type="dxa"/>
+              <w:right w:w="25" w:type="dxa"/>
+            </w:tcMar>
+          </w:tcPr>
+          <w:p>
+            <w:pPr>
+              <w:jc w:val="center"/>
+            </w:pPr>
+            <w:r>
+              <w:rPr>
+                <w:sz w:val="15"/>
+              </w:rPr>
+              <w:t>3.33</w:t>
+            </w:r>
+          </w:p>
+        </w:tc>
+        <w:tc>
+          <w:tcPr>
+            <w:tcW w:type="dxa" w:w="1543"/>
+            <w:tcMar>
+              <w:top w:w="15" w:type="dxa"/>
+              <w:bottom w:w="15" w:type="dxa"/>
+              <w:left w:w="25" w:type="dxa"/>
+              <w:right w:w="25" w:type="dxa"/>
+            </w:tcMar>
+          </w:tcPr>
+          <w:p>
+            <w:pPr>
+              <w:jc w:val="center"/>
+            </w:pPr>
+            <w:r>
+              <w:rPr>
+                <w:sz w:val="15"/>
+              </w:rPr>
+              <w:t>7.33</w:t>
+            </w:r>
+          </w:p>
+        </w:tc>
+        <w:tc>
+          <w:tcPr>
+            <w:tcW w:type="dxa" w:w="1543"/>
+            <w:tcMar>
+              <w:top w:w="15" w:type="dxa"/>
+              <w:bottom w:w="15" w:type="dxa"/>
+              <w:left w:w="25" w:type="dxa"/>
+              <w:right w:w="25" w:type="dxa"/>
+            </w:tcMar>
+          </w:tcPr>
+          <w:p>
+            <w:pPr>
+              <w:jc w:val="center"/>
+            </w:pPr>
+            <w:r>
+              <w:rPr>
+                <w:sz w:val="15"/>
+              </w:rPr>
+              <w:t>11.33</w:t>
+            </w:r>
+          </w:p>
+        </w:tc>
+      </w:tr>
+      <w:tr>
+        <w:tc>
+          <w:tcPr>
+            <w:tcW w:type="dxa" w:w="1543"/>
+            <w:tcMar>
+              <w:top w:w="15" w:type="dxa"/>
+              <w:bottom w:w="15" w:type="dxa"/>
+              <w:left w:w="25" w:type="dxa"/>
+              <w:right w:w="25" w:type="dxa"/>
+            </w:tcMar>
+          </w:tcPr>
+          <w:p>
+            <w:pPr>
+              <w:jc w:val="center"/>
+            </w:pPr>
+            <w:r>
+              <w:rPr>
+                <w:b/>
+                <w:sz w:val="15"/>
+              </w:rPr>
+              <w:t>Net Farkı (+/-)</w:t>
+            </w:r>
+          </w:p>
+        </w:tc>
+        <w:tc>
+          <w:tcPr>
+            <w:tcW w:type="dxa" w:w="1543"/>
+            <w:tcMar>
+              <w:top w:w="15" w:type="dxa"/>
+              <w:bottom w:w="15" w:type="dxa"/>
+              <w:left w:w="25" w:type="dxa"/>
+              <w:right w:w="25" w:type="dxa"/>
+            </w:tcMar>
+            <w:shd w:fill="E8F8F5"/>
+          </w:tcPr>
+          <w:p>
+            <w:pPr>
+              <w:jc w:val="center"/>
+            </w:pPr>
+            <w:r>
+              <w:rPr>
+                <w:b/>
+                <w:sz w:val="15"/>
+              </w:rPr>
+              <w:t>+2.66</w:t>
+            </w:r>
+          </w:p>
+        </w:tc>
+        <w:tc>
+          <w:tcPr>
+            <w:tcW w:type="dxa" w:w="1543"/>
+            <w:tcMar>
+              <w:top w:w="15" w:type="dxa"/>
+              <w:bottom w:w="15" w:type="dxa"/>
+              <w:left w:w="25" w:type="dxa"/>
+              <w:right w:w="25" w:type="dxa"/>
+            </w:tcMar>
+            <w:shd w:fill="FDEDEC"/>
+          </w:tcPr>
+          <w:p>
+            <w:pPr>
+              <w:jc w:val="center"/>
+            </w:pPr>
+            <w:r>
+              <w:rPr>
+                <w:b/>
+                <w:sz w:val="15"/>
+              </w:rPr>
+              <w:t>-5.34</w:t>
+            </w:r>
+          </w:p>
+        </w:tc>
+        <w:tc>
+          <w:tcPr>
+            <w:tcW w:type="dxa" w:w="1543"/>
+            <w:tcMar>
+              <w:top w:w="15" w:type="dxa"/>
+              <w:bottom w:w="15" w:type="dxa"/>
+              <w:left w:w="25" w:type="dxa"/>
+              <w:right w:w="25" w:type="dxa"/>
+            </w:tcMar>
+            <w:shd w:fill="FDEDEC"/>
+          </w:tcPr>
+          <w:p>
+            <w:pPr>
+              <w:jc w:val="center"/>
+            </w:pPr>
+            <w:r>
+              <w:rPr>
+                <w:b/>
+                <w:sz w:val="15"/>
+              </w:rPr>
+              <w:t>-1.66</w:t>
+            </w:r>
+          </w:p>
+        </w:tc>
+        <w:tc>
+          <w:tcPr>
+            <w:tcW w:type="dxa" w:w="1543"/>
+            <w:tcMar>
+              <w:top w:w="15" w:type="dxa"/>
+              <w:bottom w:w="15" w:type="dxa"/>
+              <w:left w:w="25" w:type="dxa"/>
+              <w:right w:w="25" w:type="dxa"/>
+            </w:tcMar>
+            <w:shd w:fill="E8F8F5"/>
+          </w:tcPr>
+          <w:p>
+            <w:pPr>
+              <w:jc w:val="center"/>
+            </w:pPr>
+            <w:r>
+              <w:rPr>
+                <w:b/>
+                <w:sz w:val="15"/>
+              </w:rPr>
+              <w:t>+4.00</w:t>
+            </w:r>
+          </w:p>
+        </w:tc>
+        <w:tc>
+          <w:tcPr>
+            <w:tcW w:type="dxa" w:w="1543"/>
+            <w:tcMar>
+              <w:top w:w="15" w:type="dxa"/>
+              <w:bottom w:w="15" w:type="dxa"/>
+              <w:left w:w="25" w:type="dxa"/>
+              <w:right w:w="25" w:type="dxa"/>
+            </w:tcMar>
+            <w:shd w:fill="FDEDEC"/>
+          </w:tcPr>
+          <w:p>
+            <w:pPr>
+              <w:jc w:val="center"/>
+            </w:pPr>
+            <w:r>
+              <w:rPr>
+                <w:b/>
+                <w:sz w:val="15"/>
+              </w:rPr>
+              <w:t>-2.00</w:t>
+            </w:r>
+          </w:p>
+        </w:tc>
+        <w:tc>
+          <w:tcPr>
+            <w:tcW w:type="dxa" w:w="1543"/>
+            <w:tcMar>
+              <w:top w:w="15" w:type="dxa"/>
+              <w:bottom w:w="15" w:type="dxa"/>
+              <w:left w:w="25" w:type="dxa"/>
+              <w:right w:w="25" w:type="dxa"/>
+            </w:tcMar>
+            <w:shd w:fill="E8F8F5"/>
+          </w:tcPr>
+          <w:p>
+            <w:pPr>
+              <w:jc w:val="center"/>
+            </w:pPr>
+            <w:r>
+              <w:rPr>
+                <w:b/>
+                <w:sz w:val="15"/>
+              </w:rPr>
+              <w:t>+0.67</w:t>
+            </w:r>
+          </w:p>
+        </w:tc>
+      </w:tr>
+    </w:tbl>
+    <w:p>
+      <w:pPr>
+        <w:spacing w:before="40" w:after="40"/>
+      </w:pPr>
+      <w:r>
+        <w:rPr>
+          <w:b/>
+          <w:color w:val="0E6655"/>
+          <w:sz w:val="16"/>
+        </w:rPr>
+        <w:t xml:space="preserve">⭐ En Yüksek Artış: İngilizce (+4.00 Net)  |  </w:t>
+      </w:r>
+      <w:r>
+        <w:rPr>
+          <w:b/>
+          <w:color w:val="B41414"/>
+          <w:sz w:val="16"/>
+        </w:rPr>
+        <w:t>⚠️ Takip / Müdahale Alanı: İnkılap Tarihi (-5.34 Net)</w:t>
+      </w:r>
+    </w:p>
+    <w:p>
+      <w:pPr>
+        <w:spacing w:before="60" w:after="20"/>
+      </w:pPr>
+      <w:r>
+        <w:rPr>
+          <w:b/>
+          <w:color w:val="006666"/>
           <w:sz w:val="18"/>
         </w:rPr>
-        <w:t>1. GENEL KAZANIM BAŞARI VE EKSİK ENVANTERİ</w:t>
+        <w:t>2. GENEL KAZANIM BAŞARI VE EKSİK ENVANTERİ</w:t>
       </w:r>
     </w:p>
     <w:p>
@@ -1557,7 +2739,7 @@
           <w:color w:val="B41414"/>
           <w:sz w:val="16"/>
         </w:rPr>
-        <w:t>Türkçe: Öznel ve Nesnel Anlatımlı Cümleler, Türkçe: FİİLİMSİLER, Türkçe: Sebep-Sonuç, Amaç-Sonuç Cümleleri, Türkçe: Soru-Cevap, Türkçe: Metin Tamamlama-Metin Oluşturma, Din Kültürü: 4. Bir Peygamber Tanıyorum: Hz. Musa (A.S.), İngilizce: Invitation Cards and Letters, İngilizce: Making Simple Inquiries</w:t>
+        <w:t>Türkçe: Söz Sanatları, İnkılap Tarihi: M. Kemal'in Çocukluk Dönemi ve Öğrenim Hayatı, İnkılap Tarihi: M. Kemal'İn Askerlik Hayatı, Din Kültürü: İnsanın Özgürlüğü Ve Sorumluluğu, İngilizce: Soru Cümlesi, Matematik: Ebob-Ekok Problemleri, Fen Bilimleri: DNA'nı Eşlenmesi</w:t>
       </w:r>
     </w:p>
     <w:p>
@@ -1576,7 +2758,7 @@
         <w:rPr>
           <w:sz w:val="16"/>
         </w:rPr>
-        <w:t>Matematik: İki Doğal Sayının En Büyük Ortak Bölenini (Ebob) ve En Küçük Ortak Katını (Ekok) Hesaplar, İlgili Problemleri Çözer. (%29), Matematik: Üslü İfadelerle İlgili Temel Kuralları Anlar, Birbirine Denk İfadeler Oluşturur. (%25), Matematik: Verilen İki Doğal Sayının Aralarında Asal Olup Olmadığını Belirler. (%33)</w:t>
+        <w:t>Matematik: Çarpanlar ve Katlar (%43), Fen Bilimleri: DNA ve Yapısı (%33)</w:t>
       </w:r>
     </w:p>
     <w:p>
@@ -1596,7 +2778,7 @@
           <w:color w:val="0E6655"/>
           <w:sz w:val="16"/>
         </w:rPr>
-        <w:t>16 adet kazanımda %100 tam başarı sağlandı.</w:t>
+        <w:t>13 adet kazanımda %100 tam başarı sağlandı.</w:t>
       </w:r>
     </w:p>
     <w:p>
@@ -1609,7 +2791,7 @@
           <w:color w:val="1F497D"/>
           <w:sz w:val="18"/>
         </w:rPr>
-        <w:t>2. TÜM DERSLER İÇİN KİŞİSELLEŞTİRİLMİŞ BRANŞ GELİŞİM REÇETELERİ</w:t>
+        <w:t>3. TÜM DERSLER İÇİN KİŞİSELLEŞTİRİLMİŞ BRANŞ GELİŞİM REÇETELERİ</w:t>
       </w:r>
     </w:p>
     <w:tbl>
@@ -1659,7 +2841,7 @@
                 <w:color w:val="3C3C3C"/>
                 <w:sz w:val="15"/>
               </w:rPr>
-              <w:t>[Net: 11.33 | D: 13 | Y: 5 | B: 2 | Başarı: %56.6]</w:t>
+              <w:t>[Net: 12.00 | D: 14 | Y: 6 | B: 0 | Başarı: %60.0]</w:t>
             </w:r>
           </w:p>
         </w:tc>
@@ -1691,7 +2873,26 @@
               <w:rPr>
                 <w:sz w:val="15"/>
               </w:rPr>
-              <w:t>Mevsimlerin Oluşumu: %64.3 | İklim ve Hava Hareketleri: %66.7</w:t>
+              <w:t>Mevsimlerin Oluşumu: %70.0 | DNA ve Genetik Kod: %100.0 | İklim ve Hava Olayları: %100.0 | DNA ve Yapısı: %33.3 | DNA'nı Eşlenmesi: %0.0</w:t>
+            </w:r>
+          </w:p>
+          <w:p>
+            <w:pPr>
+              <w:spacing w:after="20"/>
+            </w:pPr>
+            <w:r>
+              <w:rPr>
+                <w:b/>
+                <w:color w:val="B41414"/>
+                <w:sz w:val="15"/>
+              </w:rPr>
+              <w:t xml:space="preserve">🔴 Sıfır Çekilen Kazanımlar (%0): </w:t>
+            </w:r>
+            <w:r>
+              <w:rPr>
+                <w:sz w:val="15"/>
+              </w:rPr>
+              <w:t>DNA'nı Eşlenmesi</w:t>
             </w:r>
           </w:p>
           <w:p>
@@ -1710,7 +2911,7 @@
               <w:rPr>
                 <w:sz w:val="15"/>
               </w:rPr>
-              <w:t>Mevsimlerin Oluşumu (%64), İklim ve Hava Hareketleri (%67)</w:t>
+              <w:t>Mevsimlerin Oluşumu (%70), DNA ve Yapısı (%33)</w:t>
             </w:r>
           </w:p>
           <w:p>
@@ -1729,7 +2930,7 @@
               <w:rPr>
                 <w:sz w:val="15"/>
               </w:rPr>
-              <w:t>Fen Bilimleri netin: 11.33 (13 Doğru, 5 Yanlış, 2 Boş). Sağlam bir altyapın var ancak 5 yanlış netini aşağı çekmiş. Özellikle 'Mevsimlerin Oluşumu' konusundaki (%64) 21 Haziran/21 Aralık gün dönümleri ve birim alana düşen enerji miktarı şemalarını 3D simülasyonla tekrar etmelisin. 'İklim ve Hava Hareketleri' konusunda (%67) yüksek basınçtan alçak basınca yatay hava akımı (rüzgar) ilişkisini netleştirmelisin. Deney sorularında bağımsız değişkeni kenara yaz; haftalık 45 fen sorusu çöz.</w:t>
+              <w:t>Fen Bilimleri netin: 12.00 (14 Doğru, 6 Yanlış, 0 Boş). Sağlam bir altyapın var ancak 6 yanlış netini aşağı çekmiş. Özellikle 'Mevsimlerin Oluşumu' konusundaki (%70) 21 Haziran/21 Aralık gün dönümleri ve birim alana düşen enerji miktarı şemalarını 3D simülasyonla tekrar etmelisin. Deney sorularında bağımsız değişkeni kenara yaz; haftalık 45 fen sorusu çöz.</w:t>
             </w:r>
           </w:p>
           <w:p>
@@ -1813,7 +3014,7 @@
                 <w:color w:val="3C3C3C"/>
                 <w:sz w:val="15"/>
               </w:rPr>
-              <w:t>[Net: 7.33 | D: 9 | Y: 5 | B: 6 | Başarı: %36.6]</w:t>
+              <w:t>[Net: 5.33 | D: 8 | Y: 8 | B: 4 | Başarı: %26.7]</w:t>
             </w:r>
           </w:p>
         </w:tc>
@@ -1845,7 +3046,26 @@
               <w:rPr>
                 <w:sz w:val="15"/>
               </w:rPr>
-              <w:t>Çarpanlar ve Katlar / Asal Çarpanlar: %75 | EBOB-EKOK Problemleri: %29 | Üslü İfadeler Temel Kuralları: %25 | Aralarında Asal Sayılar: %33 | Tam Sayı Kuvvetleri (Negatif Üs): %100</w:t>
+              <w:t>Çarpanlar ve Katlar: %43 | Ebob-Ekok Problemleri: %0 | Üslü İfadeler: %56</w:t>
+            </w:r>
+          </w:p>
+          <w:p>
+            <w:pPr>
+              <w:spacing w:after="20"/>
+            </w:pPr>
+            <w:r>
+              <w:rPr>
+                <w:b/>
+                <w:color w:val="B41414"/>
+                <w:sz w:val="15"/>
+              </w:rPr>
+              <w:t xml:space="preserve">🔴 Sıfır Çekilen Kazanımlar (%0): </w:t>
+            </w:r>
+            <w:r>
+              <w:rPr>
+                <w:sz w:val="15"/>
+              </w:rPr>
+              <w:t>Ebob-Ekok Problemleri</w:t>
             </w:r>
           </w:p>
           <w:p>
@@ -1864,7 +3084,7 @@
               <w:rPr>
                 <w:sz w:val="15"/>
               </w:rPr>
-              <w:t>Çarpanlar ve Katlar / Asal Çarpanlar (%75), EBOB-EKOK Problemleri (%29), Üslü İfadeler Temel Kuralları (%25), Aralarında Asal Sayılar (%33)</w:t>
+              <w:t>Çarpanlar ve Katlar (%43), Üslü İfadeler (%56)</w:t>
             </w:r>
           </w:p>
           <w:p>
@@ -1883,7 +3103,7 @@
               <w:rPr>
                 <w:sz w:val="15"/>
               </w:rPr>
-              <w:t>Matematik netin: 7.33 (9 Doğru, 5 Yanlış, 6 Boş). Temel matematik altyapın oluşmuş ancak 5 yanlış ve 6 boş puanını sınırlamış. Kritik açıkların olan [Çarpanlar ve Katlar / Asal Çarpanlar (%75), EBOB-EKOK Problemleri (%29), Üslü İfadeler Temel Kuralları (%25), Aralarında Asal Sayılar (%33)] konularında 'Verilenleri Yaz -&gt; Şemayı Çiz -&gt; Matematiksel Modeli Kur' 3 adımlı protokolünü uygula. Günde en az 20 adet yeni nesil soru çözerek işlem hızını artır.</w:t>
+              <w:t xml:space="preserve">Matematik netin: 5.33 (8 Doğru, 8 Yanlış, 4 Boş). Matematik dersi LGS başarında en kritik sıçrama alanındır (5.33 Net, 8 Yanlış). Stratejik Kural: Bilmediğin soruyu boş bırakmak 0.33 net kazandırır; rastgele tahmin yapmayı derhal bırak! Öncelikle [Ebob-Ekok Problemleri, Çarpanlar ve Katlar] konularındaki temel kazanım kavrama testlerini çöz. </w:t>
             </w:r>
           </w:p>
           <w:p>
@@ -1967,7 +3187,7 @@
                 <w:color w:val="3C3C3C"/>
                 <w:sz w:val="15"/>
               </w:rPr>
-              <w:t>[Net: 9.67 | D: 12 | Y: 7 | B: 1 | Başarı: %48.4]</w:t>
+              <w:t>[Net: 12.33 | D: 14 | Y: 5 | B: 1 | Başarı: %61.7]</w:t>
             </w:r>
           </w:p>
         </w:tc>
@@ -1999,7 +3219,7 @@
               <w:rPr>
                 <w:sz w:val="15"/>
               </w:rPr>
-              <w:t>9/16 Tam Başarı | Gelişim Alanları: Sözcük ve Sözcük Gruplarında Anlam: %50 | Öznel ve Nesnel Anlatımlı Cümleler: %0 | Tablo ve Grafik Yorumlama: %50 | FİİLİMSİLER: %0</w:t>
+              <w:t>6/16 Tam Başarı | Gelişim Alanları: Sözcükte Anlam: %50 | Yazım Kuralları: %50 | Grafik ve Tablo Okuma: %50 | Fiilimsilerin İşlevi: %67</w:t>
             </w:r>
           </w:p>
           <w:p>
@@ -2018,7 +3238,7 @@
               <w:rPr>
                 <w:sz w:val="15"/>
               </w:rPr>
-              <w:t>Öznel ve Nesnel Anlatımlı Cümleler, FİİLİMSİLER, Sebep-Sonuç, Amaç-Sonuç Cümleleri, Soru-Cevap, Metin Tamamlama-Metin Oluşturma</w:t>
+              <w:t>Söz Sanatları</w:t>
             </w:r>
           </w:p>
           <w:p>
@@ -2037,7 +3257,7 @@
               <w:rPr>
                 <w:sz w:val="15"/>
               </w:rPr>
-              <w:t>Sözcük ve Sözcük Gruplarında Anlam (%50), Tablo ve Grafik Yorumlama (%50)</w:t>
+              <w:t>Sözcükte Anlam (%50), Yazım Kuralları (%50), Grafik ve Tablo Okuma (%50), Fiilimsilerin İşlevi (%67)</w:t>
             </w:r>
           </w:p>
           <w:p>
@@ -2056,7 +3276,7 @@
               <w:rPr>
                 <w:sz w:val="15"/>
               </w:rPr>
-              <w:t>Türkçe branş netin: 9.67 (12 Doğru, 7 Yanlış, 1 Boş). Türkçe branşında 7 yanlış ciddi bir net kaybına yol açmış (9.67 Net). Acilen sıfır çektiğin [Öznel ve Nesnel Anlatımlı Cümleler, FİİLİMSİLER, Sebep-Sonuç, Amaç-Sonuç Cümleleri] konularını konu fasikülünden çalış. Paragrafı kendi yorumunla değil metindeki kanıtla çöz; günde 20 paragraf + 10 dil bilgisi çöz.</w:t>
+              <w:t>Türkçe branş netin: 12.33 (14 Doğru, 5 Yanlış, 1 Boş). Ortalama üstü bir performans olmakla birlikte 5 yanlış başarı payını törpülemiş. Öncelikli olarak sıfır çektiğin [Söz Sanatları] konularındaki kavram ve kuralları tekrar et. Kısmi kayıp yaşadığın [Sözcükte Anlam (%50), Yazım Kuralları (%50)] alanlarında metindeki açık kanıtın altını çizerek çöz. Günde 20 paragraf sorusu çöz; iki şık arasında kaldığında işaretleme yapmayıp boş bırak.</w:t>
             </w:r>
           </w:p>
           <w:p>
@@ -2076,7 +3296,7 @@
                 <w:b/>
                 <w:sz w:val="15"/>
               </w:rPr>
-              <w:t xml:space="preserve">Kanal: Hız Yayınları veya Ebubekir Hoca ile Türkçe | </w:t>
+              <w:t xml:space="preserve">Kanal: Hız Yayınları veya Ebubekir Hoca | </w:t>
             </w:r>
             <w:r>
               <w:rPr>
@@ -2140,7 +3360,7 @@
                 <w:color w:val="3C3C3C"/>
                 <w:sz w:val="15"/>
               </w:rPr>
-              <w:t>[Net: 7.67 | D: 8 | Y: 1 | B: 1 | Başarı: %76.7]</w:t>
+              <w:t>[Net: 2.33 | D: 4 | Y: 5 | B: 1 | Başarı: %23.3]</w:t>
             </w:r>
           </w:p>
         </w:tc>
@@ -2172,7 +3392,26 @@
               <w:rPr>
                 <w:sz w:val="15"/>
               </w:rPr>
-              <w:t>Mustafa Kemal'in Öğrenim Hayatı: %67 | Uyanan Avrupa ve Sarsılan Osmanlı: %67 | Mustafa Kemal'in Fikir Hayatını Etkileyen Olaylar: %100 | Mustafa Kemal'in Askerlik Hayatı: %100</w:t>
+              <w:t>20. Yüzyıl Başlarında Osmanlı: %100 | M. Kemal'in Fikir Hayatını Etkileyen Olay ve Kişiler: %50 | M. Kemal'in Çocukluk Dönemi ve Öğrenim Hayatı: %0 | M. Kemal'İn Askerlik Hayatı: %0</w:t>
+            </w:r>
+          </w:p>
+          <w:p>
+            <w:pPr>
+              <w:spacing w:after="20"/>
+            </w:pPr>
+            <w:r>
+              <w:rPr>
+                <w:b/>
+                <w:color w:val="B41414"/>
+                <w:sz w:val="15"/>
+              </w:rPr>
+              <w:t xml:space="preserve">🔴 Sıfır Çekilen Kazanımlar (%0): </w:t>
+            </w:r>
+            <w:r>
+              <w:rPr>
+                <w:sz w:val="15"/>
+              </w:rPr>
+              <w:t>M. Kemal'in Çocukluk Dönemi ve Öğrenim Hayatı, M. Kemal'İn Askerlik Hayatı</w:t>
             </w:r>
           </w:p>
           <w:p>
@@ -2191,7 +3430,7 @@
               <w:rPr>
                 <w:sz w:val="15"/>
               </w:rPr>
-              <w:t>Mustafa Kemal'in Öğrenim Hayatı (%67), Uyanan Avrupa ve Sarsılan Osmanlı (%67)</w:t>
+              <w:t>M. Kemal'in Fikir Hayatını Etkileyen Olay ve Kişiler (%50)</w:t>
             </w:r>
           </w:p>
           <w:p>
@@ -2210,7 +3449,7 @@
               <w:rPr>
                 <w:sz w:val="15"/>
               </w:rPr>
-              <w:t>İnkılap Tarihi netin: 7.67 (8 Doğru, 1 Yanlış, 1 Boş). Hedeflenen seviyenin altında kalındı (7.67 Net). Pekiştirilmesi gereken [Mustafa Kemal'in Öğrenim Hayatı (%67), Uyanan Avrupa ve Sarsılan Osmanlı (%67)] konularında kronoloji tablosu çıkar. Sorularda 'Yalnızca bu bilgiye göre' köklerine dikkat et; metne sadık kal. Haftalık 25 soru çöz.</w:t>
+              <w:t>İnkılap Tarihi netin: 2.33 (4 Doğru, 5 Yanlış, 1 Boş). Hedeflenen seviyenin altında kalındı (2.33 Net). Sıfır çektiğin [M. Kemal'in Çocukluk Dönemi ve Öğrenim Hayatı, M. Kemal'İn Askerlik Hayatı] konusundaki kavram haritalarını çalış. Pekiştirilmesi gereken [M. Kemal'in Fikir Hayatını Etkileyen Olay ve Kişiler (%50)] konularında kronoloji tablosu çıkar. Sorularda 'Yalnızca bu bilgiye göre' köklerine dikkat et; metne sadık kal. Haftalık 25 soru çöz.</w:t>
             </w:r>
           </w:p>
           <w:p>
@@ -2223,7 +3462,7 @@
                 <w:color w:val="C0392B"/>
                 <w:sz w:val="15"/>
               </w:rPr>
-              <w:t xml:space="preserve">📺 Önerilen YouTube Desteği (Orta Seviye): </w:t>
+              <w:t xml:space="preserve">📺 Önerilen YouTube Desteği (Temel Seviye): </w:t>
             </w:r>
             <w:r>
               <w:rPr>
@@ -2236,7 +3475,7 @@
               <w:rPr>
                 <w:sz w:val="15"/>
               </w:rPr>
-              <w:t>Odak: Soru Çözüm Taktikleri &amp; Neden-Sonuç İlişkisi. Taktik: 'Yalnızca bu bilgiye göre' tarzı sorularda metin dışına çıkmama kuralını pekiştir.</w:t>
+              <w:t>Odak: Kronolojik Hikayeleştirme &amp; Kavram Haritaları. Taktik: Mustafa Kemal'in askerlik ve fikir hayatını harita ve kronoloji üzerinden hocayla takip et.</w:t>
             </w:r>
           </w:p>
         </w:tc>
@@ -2294,7 +3533,7 @@
                 <w:color w:val="3C3C3C"/>
                 <w:sz w:val="15"/>
               </w:rPr>
-              <w:t>[Net: 6.33 | D: 7 | Y: 2 | B: 1 | Başarı: %63.3]</w:t>
+              <w:t>[Net: 4.67 | D: 6 | Y: 4 | B: 0 | Başarı: %46.7]</w:t>
             </w:r>
           </w:p>
         </w:tc>
@@ -2326,7 +3565,7 @@
               <w:rPr>
                 <w:sz w:val="15"/>
               </w:rPr>
-              <w:t>Kader ve Kaza İnancı: %67 | İnsanın İradesi ve Kader: %100 | Kader Kavramları (Ömür, Ecel, Rızık, Tevekkül): %67 | Ayet el-Kürsi ve Anlamı: %100 | Hz. Musa (A.S.) ve Mücadelesi: %0</w:t>
+              <w:t>Kaza Ve Kader: %80 | İnsanın Özgürlüğü Ve Sorumluluğu: %0 | Kaderle İlgili Kavramlar: %100</w:t>
             </w:r>
           </w:p>
           <w:p>
@@ -2345,7 +3584,7 @@
               <w:rPr>
                 <w:sz w:val="15"/>
               </w:rPr>
-              <w:t>Hz. Musa (A.S.) ve Mücadelesi</w:t>
+              <w:t>İnsanın Özgürlüğü Ve Sorumluluğu</w:t>
             </w:r>
           </w:p>
           <w:p>
@@ -2364,7 +3603,7 @@
               <w:rPr>
                 <w:sz w:val="15"/>
               </w:rPr>
-              <w:t>Kader ve Kaza İnancı (%67), Kader Kavramları (Ömür, Ecel, Rızık, Tevekkül) (%67)</w:t>
+              <w:t>Kaza Ve Kader (%80)</w:t>
             </w:r>
           </w:p>
           <w:p>
@@ -2383,7 +3622,7 @@
               <w:rPr>
                 <w:sz w:val="15"/>
               </w:rPr>
-              <w:t>Din Kültürü netin: 6.33 (7 Doğru, 2 Yanlış, 1 Boş). Din Kültürü netin (6.33) potansiyelinin altında. Sıfır çektiğin [Hz. Musa (A.S.) ve Mücadelesi] konusunu mutlaka tekrar et. Kavram karmaşası yaşanan [Kader ve Kaza İnancı (%67), Kader Kavramları (Ömür, Ecel, Rızık, Tevekkül) (%67)] alanlarına odaklan. Ömür, ecel, rızık, tevekkül, cüzi/külli irade kavramlarını sözlük kartlarına yazıp ezberle. Ayet-el Kürsi ana fikrine ve yasalara çalış.</w:t>
+              <w:t>Din Kültürü netin: 4.67 (6 Doğru, 4 Yanlış, 0 Boş). Din Kültürü netin (4.67) potansiyelinin altında. Sıfır çektiğin [İnsanın Özgürlüğü Ve Sorumluluğu] konusunu mutlaka tekrar et. Kavram karmaşası yaşanan [Kaza Ve Kader (%80)] alanlarına odaklan. Ömür, ecel, rızık, tevekkül, cüzi/külli irade kavramlarını sözlük kartlarına yazıp ezberle. Ayet-el Kürsi ana fikrine ve yasalara çalış.</w:t>
             </w:r>
           </w:p>
           <w:p>
@@ -2396,7 +3635,7 @@
                 <w:color w:val="C0392B"/>
                 <w:sz w:val="15"/>
               </w:rPr>
-              <w:t xml:space="preserve">📺 Önerilen YouTube Desteği (Orta Seviye): </w:t>
+              <w:t xml:space="preserve">📺 Önerilen YouTube Desteği (Temel Seviye): </w:t>
             </w:r>
             <w:r>
               <w:rPr>
@@ -2409,7 +3648,7 @@
               <w:rPr>
                 <w:sz w:val="15"/>
               </w:rPr>
-              <w:t>Odak: Ayet Yorumlama &amp; MEB Örnek Soruları. Taktik: Ayet-el Kürsi ana fikri ve evrensel yasalarla ilgili soru kalıplarını videoyla paralel çöz.</w:t>
+              <w:t>Odak: Kaza-Kader Temel Kavramları &amp; Ayet Mealleri. Taktik: Ömür, ecel, rızık, tevekkül ve yasalar konusunu hocanın kavram tablolarından tekrar et.</w:t>
             </w:r>
           </w:p>
         </w:tc>
@@ -2467,7 +3706,7 @@
                 <w:color w:val="3C3C3C"/>
                 <w:sz w:val="15"/>
               </w:rPr>
-              <w:t>[Net: 3.33 | D: 5 | Y: 5 | B: 0 | Başarı: %33.3]</w:t>
+              <w:t>[Net: 7.33 | D: 8 | Y: 2 | B: 0 | Başarı: %73.3]</w:t>
             </w:r>
           </w:p>
         </w:tc>
@@ -2499,7 +3738,7 @@
               <w:rPr>
                 <w:sz w:val="15"/>
               </w:rPr>
-              <w:t>Davet Kartları / Mektupları (Invitation): %0 | Daveti Kabul &amp; Reddetme Kalıpları: %50 | Basit Sorular Sorma (Simple Inquiries): %0 | Friendship Okuduğunu Anlama: %100 | Kişisel Özellikler / Sıfatlar (Qualities): %67 | Mazeret Bildirme ve Özür Dileme: %100</w:t>
+              <w:t>Teklif Yapma, Kabul Etme, Özür Dileme: %100 | Frıendshıp: %75 | The Internet: %100 | Tercihleri İfade Etme: %100 | Soru Cümlesi: %0</w:t>
             </w:r>
           </w:p>
           <w:p>
@@ -2518,7 +3757,7 @@
               <w:rPr>
                 <w:sz w:val="15"/>
               </w:rPr>
-              <w:t>Davet Kartları / Mektupları (Invitation), Basit Sorular Sorma (Simple Inquiries)</w:t>
+              <w:t>Soru Cümlesi</w:t>
             </w:r>
           </w:p>
           <w:p>
@@ -2537,7 +3776,7 @@
               <w:rPr>
                 <w:sz w:val="15"/>
               </w:rPr>
-              <w:t>Daveti Kabul &amp; Reddetme Kalıpları (%50), Kişisel Özellikler / Sıfatlar (Qualities) (%67)</w:t>
+              <w:t>Frıendshıp (%75)</w:t>
             </w:r>
           </w:p>
           <w:p>
@@ -2556,7 +3795,7 @@
               <w:rPr>
                 <w:sz w:val="15"/>
               </w:rPr>
-              <w:t>İngilizce branş netin: 3.33 (5 Doğru, 5 Yanlış, 0 Boş). İngilizce branşında 3.33 net ile hedefin gerisinde kalındı. Sıfır çektiğin [Davet Kartları / Mektupları (Invitation), Basit Sorular Sorma (Simple Inquiries)] soru kalıplarını tekrar et. Pekiştirilmesi gereken [Daveti Kabul &amp; Reddetme Kalıpları (%50), Kişisel Özellikler / Sıfatlar (Qualities) (%67)] kalıplarını çalış. Davet etme (Would you like...), kabul/ret ve mazeret kalıplarını ve Friendship sıfatlarını her gün 5 kelime kartıyla çalış. Rastgele işaretleme yapma.</w:t>
+              <w:t>İngilizce branş netin: 7.33 (8 Doğru, 2 Yanlış, 0 Boş). İngilizce branşında 7.33 net ile hedefin gerisinde kalındı. Sıfır çektiğin [Soru Cümlesi] soru kalıplarını tekrar et. Pekiştirilmesi gereken [Frıendshıp (%75)] kalıplarını çalış. Davet etme (Would you like...), kabul/ret ve mazeret kalıplarını ve Friendship sıfatlarını her gün 5 kelime kartıyla çalış. Rastgele işaretleme yapma.</w:t>
             </w:r>
           </w:p>
           <w:p>
@@ -2569,20 +3808,20 @@
                 <w:color w:val="C0392B"/>
                 <w:sz w:val="15"/>
               </w:rPr>
-              <w:t xml:space="preserve">📺 Önerilen YouTube Desteği (Temel Seviye): </w:t>
+              <w:t xml:space="preserve">📺 Önerilen YouTube Desteği (Orta Seviye): </w:t>
             </w:r>
             <w:r>
               <w:rPr>
                 <w:b/>
                 <w:sz w:val="15"/>
               </w:rPr>
-              <w:t xml:space="preserve">Kanal: Tonguç Akademi | </w:t>
+              <w:t xml:space="preserve">Kanal: Dilek Demirel | </w:t>
             </w:r>
             <w:r>
               <w:rPr>
                 <w:sz w:val="15"/>
               </w:rPr>
-              <w:t>Odak: Temel Kelimeler &amp; Kalıp Cümleler. Taktik: Friendship ünitesi kelimelerini ve Türkçelerini sesli tekrar ederek kelime defterine geçir.</w:t>
+              <w:t>Odak: Diyalog Tamamlama &amp; Soru Çözüm Metotları. Taktik: Davet, kabul, ret ve mazeret cümlelerini diyalog içi bağlamıyla öğren.</w:t>
             </w:r>
           </w:p>
         </w:tc>
@@ -2603,7 +3842,7 @@
           <w:color w:val="006666"/>
           <w:sz w:val="18"/>
         </w:rPr>
-        <w:t>3. KİŞİSELLEŞTİRİLMİŞ HEDEFLER VE EYLEM TAKVİMİ</w:t>
+        <w:t>4. KİŞİSELLEŞTİRİLMİŞ HEDEFLER VE EYLEM TAKVİMİ</w:t>
       </w:r>
     </w:p>
     <w:p>
@@ -2622,7 +3861,7 @@
         <w:rPr>
           <w:sz w:val="16"/>
         </w:rPr>
-        <w:t>49.66 Net (İlk hedefli konu tekrarları ve ödev kontrolü sonrası)</w:t>
+        <w:t>47.99 Net (İlk hedefli konu tekrarları ve ödev kontrolü sonrası)</w:t>
       </w:r>
     </w:p>
     <w:p>
@@ -2641,7 +3880,7 @@
         <w:rPr>
           <w:sz w:val="16"/>
         </w:rPr>
-        <w:t>53.66 Net (Ölçülebilir bir sonraki resmi deneme sınavı hedefi)</w:t>
+        <w:t>51.99 Net (Ölçülebilir bir sonraki resmi deneme sınavı hedefi)</w:t>
       </w:r>
     </w:p>
     <w:p>
